--- a/doc/table1.docx
+++ b/doc/table1.docx
@@ -133,7 +133,7 @@
                 <w:rFonts w:ascii="Calibri" w:hAnsi="Calibri"/>
                 <w:sz w:val="20"/>
               </w:rPr>
-              <w:t xml:space="preserve">N = 1,838</w:t>
+              <w:t xml:space="preserve">N = 1,790</w:t>
             </w:r>
           </w:p>
         </w:tc>
@@ -176,7 +176,7 @@
                 <w:rFonts w:ascii="Calibri" w:hAnsi="Calibri"/>
                 <w:sz w:val="20"/>
               </w:rPr>
-              <w:t xml:space="preserve">N = 1,841</w:t>
+              <w:t xml:space="preserve">N = 1,793</w:t>
             </w:r>
           </w:p>
         </w:tc>
@@ -219,7 +219,7 @@
                 <w:rFonts w:ascii="Calibri" w:hAnsi="Calibri"/>
                 <w:sz w:val="20"/>
               </w:rPr>
-              <w:t xml:space="preserve">N = 1,848</w:t>
+              <w:t xml:space="preserve">N = 1,800</w:t>
             </w:r>
           </w:p>
         </w:tc>
@@ -262,7 +262,7 @@
                 <w:rFonts w:ascii="Calibri" w:hAnsi="Calibri"/>
                 <w:sz w:val="20"/>
               </w:rPr>
-              <w:t xml:space="preserve">N = 1,874</w:t>
+              <w:t xml:space="preserve">N = 1,825</w:t>
             </w:r>
           </w:p>
         </w:tc>
@@ -306,7 +306,7 @@
                 <w:rFonts w:ascii="Calibri" w:hAnsi="Calibri"/>
                 <w:sz w:val="20"/>
               </w:rPr>
-              <w:t xml:space="preserve">N = 1,874</w:t>
+              <w:t xml:space="preserve">N = 1,825</w:t>
             </w:r>
           </w:p>
         </w:tc>
@@ -359,7 +359,7 @@
                 <w:rFonts w:ascii="Calibri" w:hAnsi="Calibri"/>
                 <w:sz w:val="20"/>
               </w:rPr>
-              <w:t xml:space="default">4.82 (0.23)</w:t>
+              <w:t xml:space="default">4.82 (0.22)</w:t>
             </w:r>
           </w:p>
         </w:tc>
@@ -431,7 +431,7 @@
                 <w:rFonts w:ascii="Calibri" w:hAnsi="Calibri"/>
                 <w:sz w:val="20"/>
               </w:rPr>
-              <w:t xml:space="default">10.90 (0.33)</w:t>
+              <w:t xml:space="default">10.91 (0.33)</w:t>
             </w:r>
           </w:p>
         </w:tc>
@@ -657,103 +657,103 @@
                 <w:rFonts w:ascii="Calibri" w:hAnsi="Calibri"/>
                 <w:sz w:val="20"/>
               </w:rPr>
-              <w:t xml:space="default">937 / 1,838 (51%)</w:t>
-            </w:r>
-          </w:p>
-        </w:tc>
-        <w:tc>
-          <w:tcPr>
-            <w:tcBorders>
-              <w:top w:val="single" w:space="0" w:color="D3D3D3"/>
-              <w:bottom w:val="single" w:space="0" w:color="D3D3D3"/>
-              <w:start w:val="single" w:space="0" w:color="D3D3D3"/>
-              <w:end w:val="single" w:space="0" w:color="D3D3D3"/>
-            </w:tcBorders>
-          </w:tcPr>
-          <w:p>
-            <w:pPr>
-              <w:spacing w:before="0" w:after="60"/>
-              <w:keepNext/>
-              <w:jc w:val="center"/>
-            </w:pPr>
-            <w:r>
-              <w:rPr>
-                <w:rFonts w:ascii="Calibri" w:hAnsi="Calibri"/>
-                <w:sz w:val="20"/>
-              </w:rPr>
-              <w:t xml:space="default">939 / 1,841 (51%)</w:t>
-            </w:r>
-          </w:p>
-        </w:tc>
-        <w:tc>
-          <w:tcPr>
-            <w:tcBorders>
-              <w:top w:val="single" w:space="0" w:color="D3D3D3"/>
-              <w:bottom w:val="single" w:space="0" w:color="D3D3D3"/>
-              <w:start w:val="single" w:space="0" w:color="D3D3D3"/>
-              <w:end w:val="single" w:space="0" w:color="D3D3D3"/>
-            </w:tcBorders>
-          </w:tcPr>
-          <w:p>
-            <w:pPr>
-              <w:spacing w:before="0" w:after="60"/>
-              <w:keepNext/>
-              <w:jc w:val="center"/>
-            </w:pPr>
-            <w:r>
-              <w:rPr>
-                <w:rFonts w:ascii="Calibri" w:hAnsi="Calibri"/>
-                <w:sz w:val="20"/>
-              </w:rPr>
-              <w:t xml:space="default">945 / 1,848 (51%)</w:t>
-            </w:r>
-          </w:p>
-        </w:tc>
-        <w:tc>
-          <w:tcPr>
-            <w:tcBorders>
-              <w:top w:val="single" w:space="0" w:color="D3D3D3"/>
-              <w:bottom w:val="single" w:space="0" w:color="D3D3D3"/>
-              <w:start w:val="single" w:space="0" w:color="D3D3D3"/>
-              <w:end w:val="single" w:space="0" w:color="D3D3D3"/>
-            </w:tcBorders>
-          </w:tcPr>
-          <w:p>
-            <w:pPr>
-              <w:spacing w:before="0" w:after="60"/>
-              <w:keepNext/>
-              <w:jc w:val="center"/>
-            </w:pPr>
-            <w:r>
-              <w:rPr>
-                <w:rFonts w:ascii="Calibri" w:hAnsi="Calibri"/>
-                <w:sz w:val="20"/>
-              </w:rPr>
-              <w:t xml:space="default">955 / 1,874 (51%)</w:t>
-            </w:r>
-          </w:p>
-        </w:tc>
-        <w:tc>
-          <w:tcPr>
-            <w:tcBorders>
-              <w:top w:val="single" w:space="0" w:color="D3D3D3"/>
-              <w:bottom w:val="single" w:space="0" w:color="D3D3D3"/>
-              <w:start w:val="single" w:space="0" w:color="D3D3D3"/>
-              <w:end w:val="single" w:space="0" w:color="D3D3D3"/>
-            </w:tcBorders>
-          </w:tcPr>
-          <w:p>
-            <w:pPr>
-              <w:spacing w:before="0" w:after="60"/>
-              <w:keepNext/>
-              <w:jc w:val="center"/>
-            </w:pPr>
-            <w:r>
-              <w:rPr>
-                <w:rFonts w:ascii="Calibri" w:hAnsi="Calibri"/>
-                <w:sz w:val="20"/>
-              </w:rPr>
-              <w:t xml:space="default">955 / 1,874 (51%)</w:t>
+              <w:t xml:space="default">917 / 1,790 (51%)</w:t>
+            </w:r>
+          </w:p>
+        </w:tc>
+        <w:tc>
+          <w:tcPr>
+            <w:tcBorders>
+              <w:top w:val="single" w:space="0" w:color="D3D3D3"/>
+              <w:bottom w:val="single" w:space="0" w:color="D3D3D3"/>
+              <w:start w:val="single" w:space="0" w:color="D3D3D3"/>
+              <w:end w:val="single" w:space="0" w:color="D3D3D3"/>
+            </w:tcBorders>
+          </w:tcPr>
+          <w:p>
+            <w:pPr>
+              <w:spacing w:before="0" w:after="60"/>
+              <w:keepNext/>
+              <w:jc w:val="center"/>
+            </w:pPr>
+            <w:r>
+              <w:rPr>
+                <w:rFonts w:ascii="Calibri" w:hAnsi="Calibri"/>
+                <w:sz w:val="20"/>
+              </w:rPr>
+              <w:t xml:space="default">919 / 1,793 (51%)</w:t>
+            </w:r>
+          </w:p>
+        </w:tc>
+        <w:tc>
+          <w:tcPr>
+            <w:tcBorders>
+              <w:top w:val="single" w:space="0" w:color="D3D3D3"/>
+              <w:bottom w:val="single" w:space="0" w:color="D3D3D3"/>
+              <w:start w:val="single" w:space="0" w:color="D3D3D3"/>
+              <w:end w:val="single" w:space="0" w:color="D3D3D3"/>
+            </w:tcBorders>
+          </w:tcPr>
+          <w:p>
+            <w:pPr>
+              <w:spacing w:before="0" w:after="60"/>
+              <w:keepNext/>
+              <w:jc w:val="center"/>
+            </w:pPr>
+            <w:r>
+              <w:rPr>
+                <w:rFonts w:ascii="Calibri" w:hAnsi="Calibri"/>
+                <w:sz w:val="20"/>
+              </w:rPr>
+              <w:t xml:space="default">925 / 1,800 (51%)</w:t>
+            </w:r>
+          </w:p>
+        </w:tc>
+        <w:tc>
+          <w:tcPr>
+            <w:tcBorders>
+              <w:top w:val="single" w:space="0" w:color="D3D3D3"/>
+              <w:bottom w:val="single" w:space="0" w:color="D3D3D3"/>
+              <w:start w:val="single" w:space="0" w:color="D3D3D3"/>
+              <w:end w:val="single" w:space="0" w:color="D3D3D3"/>
+            </w:tcBorders>
+          </w:tcPr>
+          <w:p>
+            <w:pPr>
+              <w:spacing w:before="0" w:after="60"/>
+              <w:keepNext/>
+              <w:jc w:val="center"/>
+            </w:pPr>
+            <w:r>
+              <w:rPr>
+                <w:rFonts w:ascii="Calibri" w:hAnsi="Calibri"/>
+                <w:sz w:val="20"/>
+              </w:rPr>
+              <w:t xml:space="default">935 / 1,825 (51%)</w:t>
+            </w:r>
+          </w:p>
+        </w:tc>
+        <w:tc>
+          <w:tcPr>
+            <w:tcBorders>
+              <w:top w:val="single" w:space="0" w:color="D3D3D3"/>
+              <w:bottom w:val="single" w:space="0" w:color="D3D3D3"/>
+              <w:start w:val="single" w:space="0" w:color="D3D3D3"/>
+              <w:end w:val="single" w:space="0" w:color="D3D3D3"/>
+            </w:tcBorders>
+          </w:tcPr>
+          <w:p>
+            <w:pPr>
+              <w:spacing w:before="0" w:after="60"/>
+              <w:keepNext/>
+              <w:jc w:val="center"/>
+            </w:pPr>
+            <w:r>
+              <w:rPr>
+                <w:rFonts w:ascii="Calibri" w:hAnsi="Calibri"/>
+                <w:sz w:val="20"/>
+              </w:rPr>
+              <w:t xml:space="default">935 / 1,825 (51%)</w:t>
             </w:r>
           </w:p>
         </w:tc>
@@ -806,103 +806,103 @@
                 <w:rFonts w:ascii="Calibri" w:hAnsi="Calibri"/>
                 <w:sz w:val="20"/>
               </w:rPr>
-              <w:t xml:space="default">901 / 1,838 (49%)</w:t>
-            </w:r>
-          </w:p>
-        </w:tc>
-        <w:tc>
-          <w:tcPr>
-            <w:tcBorders>
-              <w:top w:val="single" w:space="0" w:color="D3D3D3"/>
-              <w:bottom w:val="single" w:space="0" w:color="D3D3D3"/>
-              <w:start w:val="single" w:space="0" w:color="D3D3D3"/>
-              <w:end w:val="single" w:space="0" w:color="D3D3D3"/>
-            </w:tcBorders>
-          </w:tcPr>
-          <w:p>
-            <w:pPr>
-              <w:spacing w:before="0" w:after="60"/>
-              <w:keepNext/>
-              <w:jc w:val="center"/>
-            </w:pPr>
-            <w:r>
-              <w:rPr>
-                <w:rFonts w:ascii="Calibri" w:hAnsi="Calibri"/>
-                <w:sz w:val="20"/>
-              </w:rPr>
-              <w:t xml:space="default">902 / 1,841 (49%)</w:t>
-            </w:r>
-          </w:p>
-        </w:tc>
-        <w:tc>
-          <w:tcPr>
-            <w:tcBorders>
-              <w:top w:val="single" w:space="0" w:color="D3D3D3"/>
-              <w:bottom w:val="single" w:space="0" w:color="D3D3D3"/>
-              <w:start w:val="single" w:space="0" w:color="D3D3D3"/>
-              <w:end w:val="single" w:space="0" w:color="D3D3D3"/>
-            </w:tcBorders>
-          </w:tcPr>
-          <w:p>
-            <w:pPr>
-              <w:spacing w:before="0" w:after="60"/>
-              <w:keepNext/>
-              <w:jc w:val="center"/>
-            </w:pPr>
-            <w:r>
-              <w:rPr>
-                <w:rFonts w:ascii="Calibri" w:hAnsi="Calibri"/>
-                <w:sz w:val="20"/>
-              </w:rPr>
-              <w:t xml:space="default">903 / 1,848 (49%)</w:t>
-            </w:r>
-          </w:p>
-        </w:tc>
-        <w:tc>
-          <w:tcPr>
-            <w:tcBorders>
-              <w:top w:val="single" w:space="0" w:color="D3D3D3"/>
-              <w:bottom w:val="single" w:space="0" w:color="D3D3D3"/>
-              <w:start w:val="single" w:space="0" w:color="D3D3D3"/>
-              <w:end w:val="single" w:space="0" w:color="D3D3D3"/>
-            </w:tcBorders>
-          </w:tcPr>
-          <w:p>
-            <w:pPr>
-              <w:spacing w:before="0" w:after="60"/>
-              <w:keepNext/>
-              <w:jc w:val="center"/>
-            </w:pPr>
-            <w:r>
-              <w:rPr>
-                <w:rFonts w:ascii="Calibri" w:hAnsi="Calibri"/>
-                <w:sz w:val="20"/>
-              </w:rPr>
-              <w:t xml:space="default">919 / 1,874 (49%)</w:t>
-            </w:r>
-          </w:p>
-        </w:tc>
-        <w:tc>
-          <w:tcPr>
-            <w:tcBorders>
-              <w:top w:val="single" w:space="0" w:color="D3D3D3"/>
-              <w:bottom w:val="single" w:space="0" w:color="D3D3D3"/>
-              <w:start w:val="single" w:space="0" w:color="D3D3D3"/>
-              <w:end w:val="single" w:space="0" w:color="D3D3D3"/>
-            </w:tcBorders>
-          </w:tcPr>
-          <w:p>
-            <w:pPr>
-              <w:spacing w:before="0" w:after="60"/>
-              <w:keepNext/>
-              <w:jc w:val="center"/>
-            </w:pPr>
-            <w:r>
-              <w:rPr>
-                <w:rFonts w:ascii="Calibri" w:hAnsi="Calibri"/>
-                <w:sz w:val="20"/>
-              </w:rPr>
-              <w:t xml:space="default">919 / 1,874 (49%)</w:t>
+              <w:t xml:space="default">873 / 1,790 (49%)</w:t>
+            </w:r>
+          </w:p>
+        </w:tc>
+        <w:tc>
+          <w:tcPr>
+            <w:tcBorders>
+              <w:top w:val="single" w:space="0" w:color="D3D3D3"/>
+              <w:bottom w:val="single" w:space="0" w:color="D3D3D3"/>
+              <w:start w:val="single" w:space="0" w:color="D3D3D3"/>
+              <w:end w:val="single" w:space="0" w:color="D3D3D3"/>
+            </w:tcBorders>
+          </w:tcPr>
+          <w:p>
+            <w:pPr>
+              <w:spacing w:before="0" w:after="60"/>
+              <w:keepNext/>
+              <w:jc w:val="center"/>
+            </w:pPr>
+            <w:r>
+              <w:rPr>
+                <w:rFonts w:ascii="Calibri" w:hAnsi="Calibri"/>
+                <w:sz w:val="20"/>
+              </w:rPr>
+              <w:t xml:space="default">874 / 1,793 (49%)</w:t>
+            </w:r>
+          </w:p>
+        </w:tc>
+        <w:tc>
+          <w:tcPr>
+            <w:tcBorders>
+              <w:top w:val="single" w:space="0" w:color="D3D3D3"/>
+              <w:bottom w:val="single" w:space="0" w:color="D3D3D3"/>
+              <w:start w:val="single" w:space="0" w:color="D3D3D3"/>
+              <w:end w:val="single" w:space="0" w:color="D3D3D3"/>
+            </w:tcBorders>
+          </w:tcPr>
+          <w:p>
+            <w:pPr>
+              <w:spacing w:before="0" w:after="60"/>
+              <w:keepNext/>
+              <w:jc w:val="center"/>
+            </w:pPr>
+            <w:r>
+              <w:rPr>
+                <w:rFonts w:ascii="Calibri" w:hAnsi="Calibri"/>
+                <w:sz w:val="20"/>
+              </w:rPr>
+              <w:t xml:space="default">875 / 1,800 (49%)</w:t>
+            </w:r>
+          </w:p>
+        </w:tc>
+        <w:tc>
+          <w:tcPr>
+            <w:tcBorders>
+              <w:top w:val="single" w:space="0" w:color="D3D3D3"/>
+              <w:bottom w:val="single" w:space="0" w:color="D3D3D3"/>
+              <w:start w:val="single" w:space="0" w:color="D3D3D3"/>
+              <w:end w:val="single" w:space="0" w:color="D3D3D3"/>
+            </w:tcBorders>
+          </w:tcPr>
+          <w:p>
+            <w:pPr>
+              <w:spacing w:before="0" w:after="60"/>
+              <w:keepNext/>
+              <w:jc w:val="center"/>
+            </w:pPr>
+            <w:r>
+              <w:rPr>
+                <w:rFonts w:ascii="Calibri" w:hAnsi="Calibri"/>
+                <w:sz w:val="20"/>
+              </w:rPr>
+              <w:t xml:space="default">890 / 1,825 (49%)</w:t>
+            </w:r>
+          </w:p>
+        </w:tc>
+        <w:tc>
+          <w:tcPr>
+            <w:tcBorders>
+              <w:top w:val="single" w:space="0" w:color="D3D3D3"/>
+              <w:bottom w:val="single" w:space="0" w:color="D3D3D3"/>
+              <w:start w:val="single" w:space="0" w:color="D3D3D3"/>
+              <w:end w:val="single" w:space="0" w:color="D3D3D3"/>
+            </w:tcBorders>
+          </w:tcPr>
+          <w:p>
+            <w:pPr>
+              <w:spacing w:before="0" w:after="60"/>
+              <w:keepNext/>
+              <w:jc w:val="center"/>
+            </w:pPr>
+            <w:r>
+              <w:rPr>
+                <w:rFonts w:ascii="Calibri" w:hAnsi="Calibri"/>
+                <w:sz w:val="20"/>
+              </w:rPr>
+              <w:t xml:space="default">890 / 1,825 (49%)</w:t>
             </w:r>
           </w:p>
         </w:tc>
@@ -955,79 +955,79 @@
                 <w:rFonts w:ascii="Calibri" w:hAnsi="Calibri"/>
                 <w:sz w:val="20"/>
               </w:rPr>
-              <w:t xml:space="default">35 / 1,838 (1.9%)</w:t>
-            </w:r>
-          </w:p>
-        </w:tc>
-        <w:tc>
-          <w:tcPr>
-            <w:tcBorders>
-              <w:top w:val="single" w:space="0" w:color="D3D3D3"/>
-              <w:bottom w:val="single" w:space="0" w:color="D3D3D3"/>
-              <w:start w:val="single" w:space="0" w:color="D3D3D3"/>
-              <w:end w:val="single" w:space="0" w:color="D3D3D3"/>
-            </w:tcBorders>
-          </w:tcPr>
-          <w:p>
-            <w:pPr>
-              <w:spacing w:before="0" w:after="60"/>
-              <w:keepNext/>
-              <w:jc w:val="center"/>
-            </w:pPr>
-            <w:r>
-              <w:rPr>
-                <w:rFonts w:ascii="Calibri" w:hAnsi="Calibri"/>
-                <w:sz w:val="20"/>
-              </w:rPr>
-              <w:t xml:space="default">35 / 1,841 (1.9%)</w:t>
-            </w:r>
-          </w:p>
-        </w:tc>
-        <w:tc>
-          <w:tcPr>
-            <w:tcBorders>
-              <w:top w:val="single" w:space="0" w:color="D3D3D3"/>
-              <w:bottom w:val="single" w:space="0" w:color="D3D3D3"/>
-              <w:start w:val="single" w:space="0" w:color="D3D3D3"/>
-              <w:end w:val="single" w:space="0" w:color="D3D3D3"/>
-            </w:tcBorders>
-          </w:tcPr>
-          <w:p>
-            <w:pPr>
-              <w:spacing w:before="0" w:after="60"/>
-              <w:keepNext/>
-              <w:jc w:val="center"/>
-            </w:pPr>
-            <w:r>
-              <w:rPr>
-                <w:rFonts w:ascii="Calibri" w:hAnsi="Calibri"/>
-                <w:sz w:val="20"/>
-              </w:rPr>
-              <w:t xml:space="default">35 / 1,848 (1.9%)</w:t>
-            </w:r>
-          </w:p>
-        </w:tc>
-        <w:tc>
-          <w:tcPr>
-            <w:tcBorders>
-              <w:top w:val="single" w:space="0" w:color="D3D3D3"/>
-              <w:bottom w:val="single" w:space="0" w:color="D3D3D3"/>
-              <w:start w:val="single" w:space="0" w:color="D3D3D3"/>
-              <w:end w:val="single" w:space="0" w:color="D3D3D3"/>
-            </w:tcBorders>
-          </w:tcPr>
-          <w:p>
-            <w:pPr>
-              <w:spacing w:before="0" w:after="60"/>
-              <w:keepNext/>
-              <w:jc w:val="center"/>
-            </w:pPr>
-            <w:r>
-              <w:rPr>
-                <w:rFonts w:ascii="Calibri" w:hAnsi="Calibri"/>
-                <w:sz w:val="20"/>
-              </w:rPr>
-              <w:t xml:space="default">37 / 1,874 (2.0%)</w:t>
+              <w:t xml:space="default">32 / 1,790 (1.8%)</w:t>
+            </w:r>
+          </w:p>
+        </w:tc>
+        <w:tc>
+          <w:tcPr>
+            <w:tcBorders>
+              <w:top w:val="single" w:space="0" w:color="D3D3D3"/>
+              <w:bottom w:val="single" w:space="0" w:color="D3D3D3"/>
+              <w:start w:val="single" w:space="0" w:color="D3D3D3"/>
+              <w:end w:val="single" w:space="0" w:color="D3D3D3"/>
+            </w:tcBorders>
+          </w:tcPr>
+          <w:p>
+            <w:pPr>
+              <w:spacing w:before="0" w:after="60"/>
+              <w:keepNext/>
+              <w:jc w:val="center"/>
+            </w:pPr>
+            <w:r>
+              <w:rPr>
+                <w:rFonts w:ascii="Calibri" w:hAnsi="Calibri"/>
+                <w:sz w:val="20"/>
+              </w:rPr>
+              <w:t xml:space="default">32 / 1,793 (1.8%)</w:t>
+            </w:r>
+          </w:p>
+        </w:tc>
+        <w:tc>
+          <w:tcPr>
+            <w:tcBorders>
+              <w:top w:val="single" w:space="0" w:color="D3D3D3"/>
+              <w:bottom w:val="single" w:space="0" w:color="D3D3D3"/>
+              <w:start w:val="single" w:space="0" w:color="D3D3D3"/>
+              <w:end w:val="single" w:space="0" w:color="D3D3D3"/>
+            </w:tcBorders>
+          </w:tcPr>
+          <w:p>
+            <w:pPr>
+              <w:spacing w:before="0" w:after="60"/>
+              <w:keepNext/>
+              <w:jc w:val="center"/>
+            </w:pPr>
+            <w:r>
+              <w:rPr>
+                <w:rFonts w:ascii="Calibri" w:hAnsi="Calibri"/>
+                <w:sz w:val="20"/>
+              </w:rPr>
+              <w:t xml:space="default">32 / 1,800 (1.8%)</w:t>
+            </w:r>
+          </w:p>
+        </w:tc>
+        <w:tc>
+          <w:tcPr>
+            <w:tcBorders>
+              <w:top w:val="single" w:space="0" w:color="D3D3D3"/>
+              <w:bottom w:val="single" w:space="0" w:color="D3D3D3"/>
+              <w:start w:val="single" w:space="0" w:color="D3D3D3"/>
+              <w:end w:val="single" w:space="0" w:color="D3D3D3"/>
+            </w:tcBorders>
+          </w:tcPr>
+          <w:p>
+            <w:pPr>
+              <w:spacing w:before="0" w:after="60"/>
+              <w:keepNext/>
+              <w:jc w:val="center"/>
+            </w:pPr>
+            <w:r>
+              <w:rPr>
+                <w:rFonts w:ascii="Calibri" w:hAnsi="Calibri"/>
+                <w:sz w:val="20"/>
+              </w:rPr>
+              <w:t xml:space="default">33 / 1,825 (1.8%)</w:t>
             </w:r>
           </w:p>
         </w:tc>
@@ -1104,55 +1104,55 @@
                 <w:rFonts w:ascii="Calibri" w:hAnsi="Calibri"/>
                 <w:sz w:val="20"/>
               </w:rPr>
-              <w:t xml:space="default">0.26 (0.95)</w:t>
-            </w:r>
-          </w:p>
-        </w:tc>
-        <w:tc>
-          <w:tcPr>
-            <w:tcBorders>
-              <w:top w:val="single" w:space="0" w:color="D3D3D3"/>
-              <w:bottom w:val="single" w:space="0" w:color="D3D3D3"/>
-              <w:start w:val="single" w:space="0" w:color="D3D3D3"/>
-              <w:end w:val="single" w:space="0" w:color="D3D3D3"/>
-            </w:tcBorders>
-          </w:tcPr>
-          <w:p>
-            <w:pPr>
-              <w:spacing w:before="0" w:after="60"/>
-              <w:keepNext/>
-              <w:jc w:val="center"/>
-            </w:pPr>
-            <w:r>
-              <w:rPr>
-                <w:rFonts w:ascii="Calibri" w:hAnsi="Calibri"/>
-                <w:sz w:val="20"/>
-              </w:rPr>
-              <w:t xml:space="default">0.23 (0.96)</w:t>
-            </w:r>
-          </w:p>
-        </w:tc>
-        <w:tc>
-          <w:tcPr>
-            <w:tcBorders>
-              <w:top w:val="single" w:space="0" w:color="D3D3D3"/>
-              <w:bottom w:val="single" w:space="0" w:color="D3D3D3"/>
-              <w:start w:val="single" w:space="0" w:color="D3D3D3"/>
-              <w:end w:val="single" w:space="0" w:color="D3D3D3"/>
-            </w:tcBorders>
-          </w:tcPr>
-          <w:p>
-            <w:pPr>
-              <w:spacing w:before="0" w:after="60"/>
-              <w:keepNext/>
-              <w:jc w:val="center"/>
-            </w:pPr>
-            <w:r>
-              <w:rPr>
-                <w:rFonts w:ascii="Calibri" w:hAnsi="Calibri"/>
-                <w:sz w:val="20"/>
-              </w:rPr>
-              <w:t xml:space="default">0.21 (0.97)</w:t>
+              <w:t xml:space="default">0.27 (0.95)</w:t>
+            </w:r>
+          </w:p>
+        </w:tc>
+        <w:tc>
+          <w:tcPr>
+            <w:tcBorders>
+              <w:top w:val="single" w:space="0" w:color="D3D3D3"/>
+              <w:bottom w:val="single" w:space="0" w:color="D3D3D3"/>
+              <w:start w:val="single" w:space="0" w:color="D3D3D3"/>
+              <w:end w:val="single" w:space="0" w:color="D3D3D3"/>
+            </w:tcBorders>
+          </w:tcPr>
+          <w:p>
+            <w:pPr>
+              <w:spacing w:before="0" w:after="60"/>
+              <w:keepNext/>
+              <w:jc w:val="center"/>
+            </w:pPr>
+            <w:r>
+              <w:rPr>
+                <w:rFonts w:ascii="Calibri" w:hAnsi="Calibri"/>
+                <w:sz w:val="20"/>
+              </w:rPr>
+              <w:t xml:space="default">0.24 (0.96)</w:t>
+            </w:r>
+          </w:p>
+        </w:tc>
+        <w:tc>
+          <w:tcPr>
+            <w:tcBorders>
+              <w:top w:val="single" w:space="0" w:color="D3D3D3"/>
+              <w:bottom w:val="single" w:space="0" w:color="D3D3D3"/>
+              <w:start w:val="single" w:space="0" w:color="D3D3D3"/>
+              <w:end w:val="single" w:space="0" w:color="D3D3D3"/>
+            </w:tcBorders>
+          </w:tcPr>
+          <w:p>
+            <w:pPr>
+              <w:spacing w:before="0" w:after="60"/>
+              <w:keepNext/>
+              <w:jc w:val="center"/>
+            </w:pPr>
+            <w:r>
+              <w:rPr>
+                <w:rFonts w:ascii="Calibri" w:hAnsi="Calibri"/>
+                <w:sz w:val="20"/>
+              </w:rPr>
+              <w:t xml:space="default">0.22 (0.97)</w:t>
             </w:r>
           </w:p>
         </w:tc>
@@ -1229,103 +1229,103 @@
                 <w:rFonts w:ascii="Calibri" w:hAnsi="Calibri"/>
                 <w:sz w:val="20"/>
               </w:rPr>
-              <w:t xml:space="default">Aggregated Screen Time (min/w), Mean (SD)</w:t>
-            </w:r>
-          </w:p>
-        </w:tc>
-        <w:tc>
-          <w:tcPr>
-            <w:tcBorders>
-              <w:top w:val="single" w:space="0" w:color="D3D3D3"/>
-              <w:bottom w:val="single" w:space="0" w:color="D3D3D3"/>
-              <w:start w:val="single" w:space="0" w:color="D3D3D3"/>
-              <w:end w:val="single" w:space="0" w:color="D3D3D3"/>
-            </w:tcBorders>
-          </w:tcPr>
-          <w:p>
-            <w:pPr>
-              <w:spacing w:before="0" w:after="60"/>
-              <w:keepNext/>
-              <w:jc w:val="center"/>
-            </w:pPr>
-            <w:r>
-              <w:rPr>
-                <w:rFonts w:ascii="Calibri" w:hAnsi="Calibri"/>
-                <w:sz w:val="20"/>
-              </w:rPr>
-              <w:t xml:space="default">932 (538)</w:t>
-            </w:r>
-          </w:p>
-        </w:tc>
-        <w:tc>
-          <w:tcPr>
-            <w:tcBorders>
-              <w:top w:val="single" w:space="0" w:color="D3D3D3"/>
-              <w:bottom w:val="single" w:space="0" w:color="D3D3D3"/>
-              <w:start w:val="single" w:space="0" w:color="D3D3D3"/>
-              <w:end w:val="single" w:space="0" w:color="D3D3D3"/>
-            </w:tcBorders>
-          </w:tcPr>
-          <w:p>
-            <w:pPr>
-              <w:spacing w:before="0" w:after="60"/>
-              <w:keepNext/>
-              <w:jc w:val="center"/>
-            </w:pPr>
-            <w:r>
-              <w:rPr>
-                <w:rFonts w:ascii="Calibri" w:hAnsi="Calibri"/>
-                <w:sz w:val="20"/>
-              </w:rPr>
-              <w:t xml:space="default">1,038 (553)</w:t>
-            </w:r>
-          </w:p>
-        </w:tc>
-        <w:tc>
-          <w:tcPr>
-            <w:tcBorders>
-              <w:top w:val="single" w:space="0" w:color="D3D3D3"/>
-              <w:bottom w:val="single" w:space="0" w:color="D3D3D3"/>
-              <w:start w:val="single" w:space="0" w:color="D3D3D3"/>
-              <w:end w:val="single" w:space="0" w:color="D3D3D3"/>
-            </w:tcBorders>
-          </w:tcPr>
-          <w:p>
-            <w:pPr>
-              <w:spacing w:before="0" w:after="60"/>
-              <w:keepNext/>
-              <w:jc w:val="center"/>
-            </w:pPr>
-            <w:r>
-              <w:rPr>
-                <w:rFonts w:ascii="Calibri" w:hAnsi="Calibri"/>
-                <w:sz w:val="20"/>
-              </w:rPr>
-              <w:t xml:space="default">1,250 (601)</w:t>
-            </w:r>
-          </w:p>
-        </w:tc>
-        <w:tc>
-          <w:tcPr>
-            <w:tcBorders>
-              <w:top w:val="single" w:space="0" w:color="D3D3D3"/>
-              <w:bottom w:val="single" w:space="0" w:color="D3D3D3"/>
-              <w:start w:val="single" w:space="0" w:color="D3D3D3"/>
-              <w:end w:val="single" w:space="0" w:color="D3D3D3"/>
-            </w:tcBorders>
-          </w:tcPr>
-          <w:p>
-            <w:pPr>
-              <w:spacing w:before="0" w:after="60"/>
-              <w:keepNext/>
-              <w:jc w:val="center"/>
-            </w:pPr>
-            <w:r>
-              <w:rPr>
-                <w:rFonts w:ascii="Calibri" w:hAnsi="Calibri"/>
-                <w:sz w:val="20"/>
-              </w:rPr>
-              <w:t xml:space="default">1,375 (643)</w:t>
+              <w:t xml:space="default">Aggregated Screen Time (min/day), Mean (SD)</w:t>
+            </w:r>
+          </w:p>
+        </w:tc>
+        <w:tc>
+          <w:tcPr>
+            <w:tcBorders>
+              <w:top w:val="single" w:space="0" w:color="D3D3D3"/>
+              <w:bottom w:val="single" w:space="0" w:color="D3D3D3"/>
+              <w:start w:val="single" w:space="0" w:color="D3D3D3"/>
+              <w:end w:val="single" w:space="0" w:color="D3D3D3"/>
+            </w:tcBorders>
+          </w:tcPr>
+          <w:p>
+            <w:pPr>
+              <w:spacing w:before="0" w:after="60"/>
+              <w:keepNext/>
+              <w:jc w:val="center"/>
+            </w:pPr>
+            <w:r>
+              <w:rPr>
+                <w:rFonts w:ascii="Calibri" w:hAnsi="Calibri"/>
+                <w:sz w:val="20"/>
+              </w:rPr>
+              <w:t xml:space="default">133 (77)</w:t>
+            </w:r>
+          </w:p>
+        </w:tc>
+        <w:tc>
+          <w:tcPr>
+            <w:tcBorders>
+              <w:top w:val="single" w:space="0" w:color="D3D3D3"/>
+              <w:bottom w:val="single" w:space="0" w:color="D3D3D3"/>
+              <w:start w:val="single" w:space="0" w:color="D3D3D3"/>
+              <w:end w:val="single" w:space="0" w:color="D3D3D3"/>
+            </w:tcBorders>
+          </w:tcPr>
+          <w:p>
+            <w:pPr>
+              <w:spacing w:before="0" w:after="60"/>
+              <w:keepNext/>
+              <w:jc w:val="center"/>
+            </w:pPr>
+            <w:r>
+              <w:rPr>
+                <w:rFonts w:ascii="Calibri" w:hAnsi="Calibri"/>
+                <w:sz w:val="20"/>
+              </w:rPr>
+              <w:t xml:space="default">148 (79)</w:t>
+            </w:r>
+          </w:p>
+        </w:tc>
+        <w:tc>
+          <w:tcPr>
+            <w:tcBorders>
+              <w:top w:val="single" w:space="0" w:color="D3D3D3"/>
+              <w:bottom w:val="single" w:space="0" w:color="D3D3D3"/>
+              <w:start w:val="single" w:space="0" w:color="D3D3D3"/>
+              <w:end w:val="single" w:space="0" w:color="D3D3D3"/>
+            </w:tcBorders>
+          </w:tcPr>
+          <w:p>
+            <w:pPr>
+              <w:spacing w:before="0" w:after="60"/>
+              <w:keepNext/>
+              <w:jc w:val="center"/>
+            </w:pPr>
+            <w:r>
+              <w:rPr>
+                <w:rFonts w:ascii="Calibri" w:hAnsi="Calibri"/>
+                <w:sz w:val="20"/>
+              </w:rPr>
+              <w:t xml:space="default">178 (86)</w:t>
+            </w:r>
+          </w:p>
+        </w:tc>
+        <w:tc>
+          <w:tcPr>
+            <w:tcBorders>
+              <w:top w:val="single" w:space="0" w:color="D3D3D3"/>
+              <w:bottom w:val="single" w:space="0" w:color="D3D3D3"/>
+              <w:start w:val="single" w:space="0" w:color="D3D3D3"/>
+              <w:end w:val="single" w:space="0" w:color="D3D3D3"/>
+            </w:tcBorders>
+          </w:tcPr>
+          <w:p>
+            <w:pPr>
+              <w:spacing w:before="0" w:after="60"/>
+              <w:keepNext/>
+              <w:jc w:val="center"/>
+            </w:pPr>
+            <w:r>
+              <w:rPr>
+                <w:rFonts w:ascii="Calibri" w:hAnsi="Calibri"/>
+                <w:sz w:val="20"/>
+              </w:rPr>
+              <w:t xml:space="default">196 (92)</w:t>
             </w:r>
           </w:p>
         </w:tc>
@@ -1498,7 +1498,7 @@
                 <w:rFonts w:ascii="Calibri" w:hAnsi="Calibri"/>
                 <w:sz w:val="20"/>
               </w:rPr>
-              <w:t xml:space="default">62 (34)</w:t>
+              <w:t xml:space="default">63 (34)</w:t>
             </w:r>
           </w:p>
         </w:tc>
@@ -1647,7 +1647,7 @@
                 <w:rFonts w:ascii="Calibri" w:hAnsi="Calibri"/>
                 <w:sz w:val="20"/>
               </w:rPr>
-              <w:t xml:space="default">553 (81)</w:t>
+              <w:t xml:space="default">552 (81)</w:t>
             </w:r>
           </w:p>
         </w:tc>
@@ -1945,7 +1945,7 @@
                 <w:rFonts w:ascii="Calibri" w:hAnsi="Calibri"/>
                 <w:sz w:val="20"/>
               </w:rPr>
-              <w:t xml:space="default">1,632 / 1,833 (89%)</w:t>
+              <w:t xml:space="default">1,591 / 1,787 (89%)</w:t>
             </w:r>
           </w:p>
         </w:tc>
@@ -2094,7 +2094,7 @@
                 <w:rFonts w:ascii="Calibri" w:hAnsi="Calibri"/>
                 <w:sz w:val="20"/>
               </w:rPr>
-              <w:t xml:space="default">201 / 1,833 (11%)</w:t>
+              <w:t xml:space="default">196 / 1,787 (11%)</w:t>
             </w:r>
           </w:p>
         </w:tc>
@@ -2392,7 +2392,7 @@
                 <w:rFonts w:ascii="Calibri" w:hAnsi="Calibri"/>
                 <w:sz w:val="20"/>
               </w:rPr>
-              <w:t xml:space="default">330 / 1,745 (19%)</w:t>
+              <w:t xml:space="default">322 / 1,704 (19%)</w:t>
             </w:r>
           </w:p>
         </w:tc>
@@ -2541,7 +2541,7 @@
                 <w:rFonts w:ascii="Calibri" w:hAnsi="Calibri"/>
                 <w:sz w:val="20"/>
               </w:rPr>
-              <w:t xml:space="default">657 / 1,745 (38%)</w:t>
+              <w:t xml:space="default">639 / 1,704 (38%)</w:t>
             </w:r>
           </w:p>
         </w:tc>
@@ -2690,7 +2690,7 @@
                 <w:rFonts w:ascii="Calibri" w:hAnsi="Calibri"/>
                 <w:sz w:val="20"/>
               </w:rPr>
-              <w:t xml:space="default">502 / 1,745 (29%)</w:t>
+              <w:t xml:space="default">492 / 1,704 (29%)</w:t>
             </w:r>
           </w:p>
         </w:tc>
@@ -2839,7 +2839,7 @@
                 <w:rFonts w:ascii="Calibri" w:hAnsi="Calibri"/>
                 <w:sz w:val="20"/>
               </w:rPr>
-              <w:t xml:space="default">216 / 1,745 (12%)</w:t>
+              <w:t xml:space="default">212 / 1,704 (12%)</w:t>
             </w:r>
           </w:p>
         </w:tc>
@@ -2988,7 +2988,7 @@
                 <w:rFonts w:ascii="Calibri" w:hAnsi="Calibri"/>
                 <w:sz w:val="20"/>
               </w:rPr>
-              <w:t xml:space="default">40 / 1,745 (2.3%)</w:t>
+              <w:t xml:space="default">39 / 1,704 (2.3%)</w:t>
             </w:r>
           </w:p>
         </w:tc>
@@ -3584,7 +3584,7 @@
                 <w:rFonts w:ascii="Calibri" w:hAnsi="Calibri"/>
                 <w:sz w:val="20"/>
               </w:rPr>
-              <w:t xml:space="default">0.31 (0.99)</w:t>
+              <w:t xml:space="default">0.30 (0.99)</w:t>
             </w:r>
           </w:p>
         </w:tc>
@@ -4627,7 +4627,7 @@
                 <w:rFonts w:ascii="Calibri" w:hAnsi="Calibri"/>
                 <w:sz w:val="20"/>
               </w:rPr>
-              <w:t xml:space="default">4.06 (0.65)</w:t>
+              <w:t xml:space="default">4.07 (0.65)</w:t>
             </w:r>
           </w:p>
         </w:tc>
@@ -5223,7 +5223,7 @@
                 <w:rFonts w:ascii="Calibri" w:hAnsi="Calibri"/>
                 <w:sz w:val="20"/>
               </w:rPr>
-              <w:t xml:space="default">1.38 (0.12)</w:t>
+              <w:t xml:space="default">1.39 (0.12)</w:t>
             </w:r>
           </w:p>
         </w:tc>

--- a/doc/table1.docx
+++ b/doc/table1.docx
@@ -5681,7 +5681,11 @@
         <w:pStyle w:val="FirstParagraph"/>
       </w:pPr>
     </w:p>
-    <w:sectPr/>
+    <w:sectPr>
+      <w:footnotePr>
+        <w:numRestart w:val="eachSect"/>
+      </w:footnotePr>
+    </w:sectPr>
   </w:body>
 </w:document>
 </file>
@@ -5798,10 +5802,10 @@
   <w:docDefaults>
     <w:rPrDefault>
       <w:rPr>
-        <w:rFonts w:asciiTheme="minorHAnsi" w:cstheme="minorBidi" w:eastAsiaTheme="minorHAnsi" w:hAnsiTheme="minorHAnsi"/>
+        <w:rFonts w:asciiTheme="minorHAnsi" w:cstheme="minorBidi" w:eastAsiaTheme="minorEastAsia" w:hAnsiTheme="minorHAnsi"/>
         <w:sz w:val="24"/>
         <w:szCs w:val="24"/>
-        <w:lang w:bidi="ar-SA" w:eastAsia="en-US" w:val="en-US"/>
+        <w:lang w:bidi="ar-SA" w:eastAsia="zh-CN" w:val="en-US"/>
       </w:rPr>
     </w:rPrDefault>
     <w:pPrDefault>
@@ -5853,8 +5857,6 @@
     </w:pPr>
     <w:rPr>
       <w:rFonts w:asciiTheme="majorHAnsi" w:cstheme="majorBidi" w:eastAsiaTheme="majorEastAsia" w:hAnsiTheme="majorHAnsi"/>
-      <w:spacing w:val="-10"/>
-      <w:kern w:val="28"/>
       <w:sz w:val="56"/>
       <w:szCs w:val="56"/>
     </w:rPr>
@@ -5867,8 +5869,6 @@
     <w:rsid w:val="00A10FD9"/>
     <w:rPr>
       <w:rFonts w:asciiTheme="majorHAnsi" w:cstheme="majorBidi" w:eastAsiaTheme="majorEastAsia" w:hAnsiTheme="majorHAnsi"/>
-      <w:spacing w:val="-10"/>
-      <w:kern w:val="28"/>
       <w:sz w:val="56"/>
       <w:szCs w:val="56"/>
     </w:rPr>
@@ -5909,23 +5909,31 @@
   </w:style>
   <w:style w:customStyle="1" w:styleId="Author" w:type="paragraph">
     <w:name w:val="Author"/>
+    <w:basedOn w:val="Title"/>
     <w:next w:val="BodyText"/>
     <w:qFormat/>
     <w:pPr>
       <w:keepNext/>
       <w:keepLines/>
-      <w:jc w:val="center"/>
     </w:pPr>
+    <w:rPr>
+      <w:sz w:val="24"/>
+      <w:szCs w:val="24"/>
+    </w:rPr>
   </w:style>
   <w:style w:styleId="Date" w:type="paragraph">
     <w:name w:val="Date"/>
+    <w:basedOn w:val="Title"/>
     <w:next w:val="BodyText"/>
     <w:qFormat/>
     <w:pPr>
       <w:keepNext/>
       <w:keepLines/>
-      <w:jc w:val="center"/>
     </w:pPr>
+    <w:rPr>
+      <w:sz w:val="24"/>
+      <w:szCs w:val="24"/>
+    </w:rPr>
   </w:style>
   <w:style w:customStyle="1" w:styleId="AbstractTitle" w:type="paragraph">
     <w:name w:val="Abstract Title"/>
@@ -6338,13 +6346,6 @@
       </w:tblCellMar>
     </w:tblPr>
     <w:tblStylePr w:type="firstRow">
-      <w:tblPr>
-        <w:jc w:val="left"/>
-        <w:tblInd w:type="dxa" w:w="0"/>
-      </w:tblPr>
-      <w:trPr>
-        <w:jc w:val="left"/>
-      </w:trPr>
       <w:tcPr>
         <w:tcBorders>
           <w:bottom w:val="single"/>

--- a/doc/table1.docx
+++ b/doc/table1.docx
@@ -1945,7 +1945,7 @@
                 <w:rFonts w:ascii="Calibri" w:hAnsi="Calibri"/>
                 <w:sz w:val="20"/>
               </w:rPr>
-              <w:t xml:space="default">1,591 / 1,787 (89%)</w:t>
+              <w:t xml:space="default">1,710 / 1,787 (96%)</w:t>
             </w:r>
           </w:p>
         </w:tc>
@@ -2094,7 +2094,7 @@
                 <w:rFonts w:ascii="Calibri" w:hAnsi="Calibri"/>
                 <w:sz w:val="20"/>
               </w:rPr>
-              <w:t xml:space="default">196 / 1,787 (11%)</w:t>
+              <w:t xml:space="default">77 / 1,787 (4.3%)</w:t>
             </w:r>
           </w:p>
         </w:tc>
